--- a/knowledge_source/Windchill GPDM & Windchill NA/Windchill NA/Connecting to d02 & s02 Worker Machines.docx
+++ b/knowledge_source/Windchill GPDM & Windchill NA/Windchill NA/Connecting to d02 & s02 Worker Machines.docx
@@ -1,6 +1,6 @@
 
 <file path=word/document.xml><?xml version="1.0" encoding="utf-8"?>
-<w:document xmlns:wpc="http://schemas.microsoft.com/office/word/2010/wordprocessingCanvas" xmlns:cx="http://schemas.microsoft.com/office/drawing/2014/chartex" xmlns:cx1="http://schemas.microsoft.com/office/drawing/2015/9/8/chartex" xmlns:cx2="http://schemas.microsoft.com/office/drawing/2015/10/21/chartex" xmlns:cx3="http://schemas.microsoft.com/office/drawing/2016/5/9/chartex" xmlns:cx4="http://schemas.microsoft.com/office/drawing/2016/5/10/chartex" xmlns:cx5="http://schemas.microsoft.com/office/drawing/2016/5/11/chartex" xmlns:cx6="http://schemas.microsoft.com/office/drawing/2016/5/12/chartex" xmlns:cx7="http://schemas.microsoft.com/office/drawing/2016/5/13/chartex" xmlns:cx8="http://schemas.microsoft.com/office/drawing/2016/5/14/chartex" xmlns:mc="http://schemas.openxmlformats.org/markup-compatibility/2006" xmlns:aink="http://schemas.microsoft.com/office/drawing/2016/ink" xmlns:am3d="http://schemas.microsoft.com/office/drawing/2017/model3d" xmlns:o="urn:schemas-microsoft-com:office:office" xmlns:oel="http://schemas.microsoft.com/office/2019/extlst" xmlns:r="http://schemas.openxmlformats.org/officeDocument/2006/relationships" xmlns:m="http://schemas.openxmlformats.org/officeDocument/2006/math" xmlns:v="urn:schemas-microsoft-com:vml" xmlns:wp14="http://schemas.microsoft.com/office/word/2010/wordprocessingDrawing" xmlns:wp="http://schemas.openxmlformats.org/drawingml/2006/wordprocessingDrawing" xmlns:w10="urn:schemas-microsoft-com:office:word" xmlns:w="http://schemas.openxmlformats.org/wordprocessingml/2006/main" xmlns:w14="http://schemas.microsoft.com/office/word/2010/wordml" xmlns:w15="http://schemas.microsoft.com/office/word/2012/wordml" xmlns:w16cex="http://schemas.microsoft.com/office/word/2018/wordml/cex" xmlns:w16cid="http://schemas.microsoft.com/office/word/2016/wordml/cid" xmlns:w16="http://schemas.microsoft.com/office/word/2018/wordml" xmlns:w16du="http://schemas.microsoft.com/office/word/2023/wordml/word16du" xmlns:w16sdtdh="http://schemas.microsoft.com/office/word/2020/wordml/sdtdatahash" xmlns:w16sdtfl="http://schemas.microsoft.com/office/word/2024/wordml/sdtformatlock" xmlns:w16se="http://schemas.microsoft.com/office/word/2015/wordml/symex" xmlns:wpg="http://schemas.microsoft.com/office/word/2010/wordprocessingGroup" xmlns:wpi="http://schemas.microsoft.com/office/word/2010/wordprocessingInk" xmlns:wne="http://schemas.microsoft.com/office/word/2006/wordml" xmlns:wps="http://schemas.microsoft.com/office/word/2010/wordprocessingShape" mc:Ignorable="w14 w15 w16se w16cid w16 w16cex w16sdtdh w16sdtfl w16du wp14">
+<w:document xmlns:wpc="http://schemas.microsoft.com/office/word/2010/wordprocessingCanvas" xmlns:cx="http://schemas.microsoft.com/office/drawing/2014/chartex" xmlns:cx1="http://schemas.microsoft.com/office/drawing/2015/9/8/chartex" xmlns:cx2="http://schemas.microsoft.com/office/drawing/2015/10/21/chartex" xmlns:cx3="http://schemas.microsoft.com/office/drawing/2016/5/9/chartex" xmlns:cx4="http://schemas.microsoft.com/office/drawing/2016/5/10/chartex" xmlns:cx5="http://schemas.microsoft.com/office/drawing/2016/5/11/chartex" xmlns:cx6="http://schemas.microsoft.com/office/drawing/2016/5/12/chartex" xmlns:cx7="http://schemas.microsoft.com/office/drawing/2016/5/13/chartex" xmlns:cx8="http://schemas.microsoft.com/office/drawing/2016/5/14/chartex" xmlns:mc="http://schemas.openxmlformats.org/markup-compatibility/2006" xmlns:aink="http://schemas.microsoft.com/office/drawing/2016/ink" xmlns:am3d="http://schemas.microsoft.com/office/drawing/2017/model3d" xmlns:o="urn:schemas-microsoft-com:office:office" xmlns:oel="http://schemas.microsoft.com/office/2019/extlst" xmlns:r="http://schemas.openxmlformats.org/officeDocument/2006/relationships" xmlns:m="http://schemas.openxmlformats.org/officeDocument/2006/math" xmlns:v="urn:schemas-microsoft-com:vml" xmlns:wp14="http://schemas.microsoft.com/office/word/2010/wordprocessingDrawing" xmlns:wp="http://schemas.openxmlformats.org/drawingml/2006/wordprocessingDrawing" xmlns:w10="urn:schemas-microsoft-com:office:word" xmlns:w="http://schemas.openxmlformats.org/wordprocessingml/2006/main" xmlns:w14="http://schemas.microsoft.com/office/word/2010/wordml" xmlns:w15="http://schemas.microsoft.com/office/word/2012/wordml" xmlns:w16cex="http://schemas.microsoft.com/office/word/2018/wordml/cex" xmlns:w16cid="http://schemas.microsoft.com/office/word/2016/wordml/cid" xmlns:w16="http://schemas.microsoft.com/office/word/2018/wordml" xmlns:w16du="http://schemas.microsoft.com/office/word/2023/wordml/word16du" xmlns:w16sdtdh="http://schemas.microsoft.com/office/word/2020/wordml/sdtdatahash" xmlns:w16sdtfl="http://schemas.microsoft.com/office/word/2024/wordml/sdtformatlock" xmlns:w16se="http://schemas.microsoft.com/office/word/2015/wordml/symex" xmlns:wpg="http://schemas.microsoft.com/office/word/2010/wordprocessingGroup" xmlns:wpi="http://schemas.microsoft.com/office/word/2010/wordprocessingInk" xmlns:wne="http://schemas.microsoft.com/office/word/2006/wordml" xmlns:wps="http://schemas.microsoft.com/office/word/2010/wordprocessingShape" xmlns:a="http://schemas.openxmlformats.org/drawingml/2006/main" xmlns:pic="http://schemas.openxmlformats.org/drawingml/2006/picture" xmlns:a14="http://schemas.microsoft.com/office/drawing/2010/main" mc:Ignorable="w14 w15 w16se w16cid w16 w16cex w16sdtdh w16sdtfl w16du wp14">
   <w:body>
     <w:p>
       <w:pPr>
@@ -164,8 +164,8 @@
       </w:tblPr>
       <w:tblGrid>
         <w:gridCol w:w="960"/>
-        <w:gridCol w:w="4000"/>
-        <w:gridCol w:w="5137"/>
+        <w:gridCol w:w="3480"/>
+        <w:gridCol w:w="5657"/>
       </w:tblGrid>
       <w:tr>
         <w:trPr>
@@ -175,12 +175,13 @@
           <w:tcPr>
             <w:tcW w:w="960" w:type="dxa"/>
             <w:tcBorders>
-              <w:top w:val="single" w:sz="4" w:space="0" w:color="auto"/>
-              <w:left w:val="single" w:sz="4" w:space="0" w:color="auto"/>
-              <w:bottom w:val="single" w:sz="4" w:space="0" w:color="auto"/>
-              <w:right w:val="single" w:sz="4" w:space="0" w:color="auto"/>
+              <w:top w:val="single" w:color="auto" w:sz="4" w:space="0"/>
+              <w:left w:val="single" w:color="auto" w:sz="4" w:space="0"/>
+              <w:bottom w:val="single" w:color="auto" w:sz="4" w:space="0"/>
+              <w:right w:val="single" w:color="auto" w:sz="4" w:space="0"/>
             </w:tcBorders>
             <w:noWrap/>
+            <w:tcMar/>
             <w:vAlign w:val="bottom"/>
             <w:hideMark/>
           </w:tcPr>
@@ -188,7 +189,7 @@
             <w:pPr>
               <w:spacing w:after="0" w:line="240" w:lineRule="auto"/>
               <w:rPr>
-                <w:rFonts w:ascii="Calibri" w:eastAsia="Times New Roman" w:hAnsi="Calibri" w:cs="Calibri"/>
+                <w:rFonts w:ascii="Calibri" w:hAnsi="Calibri" w:eastAsia="Times New Roman" w:cs="Calibri"/>
                 <w:b/>
                 <w:bCs/>
                 <w:color w:val="000000"/>
@@ -199,7 +200,7 @@
             </w:pPr>
             <w:r>
               <w:rPr>
-                <w:rFonts w:ascii="Calibri" w:eastAsia="Times New Roman" w:hAnsi="Calibri" w:cs="Calibri"/>
+                <w:rFonts w:ascii="Calibri" w:hAnsi="Calibri" w:eastAsia="Times New Roman" w:cs="Calibri"/>
                 <w:b/>
                 <w:bCs/>
                 <w:color w:val="000000"/>
@@ -213,14 +214,15 @@
         </w:tc>
         <w:tc>
           <w:tcPr>
-            <w:tcW w:w="4000" w:type="dxa"/>
+            <w:tcW w:w="3480" w:type="dxa"/>
             <w:tcBorders>
-              <w:top w:val="single" w:sz="4" w:space="0" w:color="auto"/>
+              <w:top w:val="single" w:color="auto" w:sz="4" w:space="0"/>
               <w:left w:val="nil"/>
-              <w:bottom w:val="single" w:sz="4" w:space="0" w:color="auto"/>
-              <w:right w:val="single" w:sz="4" w:space="0" w:color="auto"/>
+              <w:bottom w:val="single" w:color="auto" w:sz="4" w:space="0"/>
+              <w:right w:val="single" w:color="auto" w:sz="4" w:space="0"/>
             </w:tcBorders>
             <w:noWrap/>
+            <w:tcMar/>
             <w:vAlign w:val="bottom"/>
             <w:hideMark/>
           </w:tcPr>
@@ -228,7 +230,7 @@
             <w:pPr>
               <w:spacing w:after="0" w:line="240" w:lineRule="auto"/>
               <w:rPr>
-                <w:rFonts w:ascii="Calibri" w:eastAsia="Times New Roman" w:hAnsi="Calibri" w:cs="Calibri"/>
+                <w:rFonts w:ascii="Calibri" w:hAnsi="Calibri" w:eastAsia="Times New Roman" w:cs="Calibri"/>
                 <w:b/>
                 <w:bCs/>
                 <w:color w:val="000000"/>
@@ -239,7 +241,7 @@
             </w:pPr>
             <w:r>
               <w:rPr>
-                <w:rFonts w:ascii="Calibri" w:eastAsia="Times New Roman" w:hAnsi="Calibri" w:cs="Calibri"/>
+                <w:rFonts w:ascii="Calibri" w:hAnsi="Calibri" w:eastAsia="Times New Roman" w:cs="Calibri"/>
                 <w:b/>
                 <w:bCs/>
                 <w:color w:val="000000"/>
@@ -253,14 +255,15 @@
         </w:tc>
         <w:tc>
           <w:tcPr>
-            <w:tcW w:w="5137" w:type="dxa"/>
+            <w:tcW w:w="5657" w:type="dxa"/>
             <w:tcBorders>
-              <w:top w:val="single" w:sz="4" w:space="0" w:color="auto"/>
+              <w:top w:val="single" w:color="auto" w:sz="4" w:space="0"/>
               <w:left w:val="nil"/>
-              <w:bottom w:val="single" w:sz="4" w:space="0" w:color="auto"/>
-              <w:right w:val="single" w:sz="4" w:space="0" w:color="auto"/>
+              <w:bottom w:val="single" w:color="auto" w:sz="4" w:space="0"/>
+              <w:right w:val="single" w:color="auto" w:sz="4" w:space="0"/>
             </w:tcBorders>
             <w:noWrap/>
+            <w:tcMar/>
             <w:vAlign w:val="bottom"/>
             <w:hideMark/>
           </w:tcPr>
@@ -268,7 +271,7 @@
             <w:pPr>
               <w:spacing w:after="0" w:line="240" w:lineRule="auto"/>
               <w:rPr>
-                <w:rFonts w:ascii="Calibri" w:eastAsia="Times New Roman" w:hAnsi="Calibri" w:cs="Calibri"/>
+                <w:rFonts w:ascii="Calibri" w:hAnsi="Calibri" w:eastAsia="Times New Roman" w:cs="Calibri"/>
                 <w:b/>
                 <w:bCs/>
                 <w:color w:val="000000"/>
@@ -279,7 +282,7 @@
             </w:pPr>
             <w:r>
               <w:rPr>
-                <w:rFonts w:ascii="Calibri" w:eastAsia="Times New Roman" w:hAnsi="Calibri" w:cs="Calibri"/>
+                <w:rFonts w:ascii="Calibri" w:hAnsi="Calibri" w:eastAsia="Times New Roman" w:cs="Calibri"/>
                 <w:b/>
                 <w:bCs/>
                 <w:color w:val="000000"/>
@@ -291,7 +294,7 @@
             </w:r>
             <w:r>
               <w:rPr>
-                <w:rFonts w:ascii="Calibri" w:eastAsia="Times New Roman" w:hAnsi="Calibri" w:cs="Calibri"/>
+                <w:rFonts w:ascii="Calibri" w:hAnsi="Calibri" w:eastAsia="Times New Roman" w:cs="Calibri"/>
                 <w:b/>
                 <w:bCs/>
                 <w:color w:val="000000"/>
@@ -303,7 +306,7 @@
             </w:r>
             <w:r>
               <w:rPr>
-                <w:rFonts w:ascii="Calibri" w:eastAsia="Times New Roman" w:hAnsi="Calibri" w:cs="Calibri"/>
+                <w:rFonts w:ascii="Calibri" w:hAnsi="Calibri" w:eastAsia="Times New Roman" w:cs="Calibri"/>
                 <w:b/>
                 <w:bCs/>
                 <w:color w:val="000000"/>
@@ -325,11 +328,12 @@
             <w:tcW w:w="960" w:type="dxa"/>
             <w:tcBorders>
               <w:top w:val="nil"/>
-              <w:left w:val="single" w:sz="4" w:space="0" w:color="auto"/>
-              <w:bottom w:val="single" w:sz="4" w:space="0" w:color="auto"/>
-              <w:right w:val="single" w:sz="4" w:space="0" w:color="auto"/>
+              <w:left w:val="single" w:color="auto" w:sz="4" w:space="0"/>
+              <w:bottom w:val="single" w:color="auto" w:sz="4" w:space="0"/>
+              <w:right w:val="single" w:color="auto" w:sz="4" w:space="0"/>
             </w:tcBorders>
             <w:noWrap/>
+            <w:tcMar/>
             <w:vAlign w:val="bottom"/>
             <w:hideMark/>
           </w:tcPr>
@@ -337,7 +341,7 @@
             <w:pPr>
               <w:spacing w:after="0" w:line="240" w:lineRule="auto"/>
               <w:rPr>
-                <w:rFonts w:ascii="Calibri" w:eastAsia="Times New Roman" w:hAnsi="Calibri" w:cs="Calibri"/>
+                <w:rFonts w:ascii="Calibri" w:hAnsi="Calibri" w:eastAsia="Times New Roman" w:cs="Calibri"/>
                 <w:color w:val="000000"/>
                 <w:kern w:val="0"/>
                 <w:lang w:val="en-CA" w:eastAsia="en-CA"/>
@@ -346,7 +350,7 @@
             </w:pPr>
             <w:r>
               <w:rPr>
-                <w:rFonts w:ascii="Calibri" w:eastAsia="Times New Roman" w:hAnsi="Calibri" w:cs="Calibri"/>
+                <w:rFonts w:ascii="Calibri" w:hAnsi="Calibri" w:eastAsia="Times New Roman" w:cs="Calibri"/>
                 <w:color w:val="000000"/>
                 <w:kern w:val="0"/>
                 <w:lang w:val="en-CA" w:eastAsia="en-CA"/>
@@ -358,14 +362,15 @@
         </w:tc>
         <w:tc>
           <w:tcPr>
-            <w:tcW w:w="4000" w:type="dxa"/>
+            <w:tcW w:w="3480" w:type="dxa"/>
             <w:tcBorders>
               <w:top w:val="nil"/>
               <w:left w:val="nil"/>
-              <w:bottom w:val="single" w:sz="4" w:space="0" w:color="auto"/>
-              <w:right w:val="single" w:sz="4" w:space="0" w:color="auto"/>
+              <w:bottom w:val="single" w:color="auto" w:sz="4" w:space="0"/>
+              <w:right w:val="single" w:color="auto" w:sz="4" w:space="0"/>
             </w:tcBorders>
             <w:noWrap/>
+            <w:tcMar/>
             <w:vAlign w:val="center"/>
             <w:hideMark/>
           </w:tcPr>
@@ -373,7 +378,7 @@
             <w:pPr>
               <w:spacing w:after="0" w:line="300" w:lineRule="atLeast"/>
               <w:rPr>
-                <w:rFonts w:ascii="Calibri" w:eastAsia="Times New Roman" w:hAnsi="Calibri" w:cs="Calibri"/>
+                <w:rFonts w:ascii="Calibri" w:hAnsi="Calibri" w:eastAsia="Times New Roman" w:cs="Calibri"/>
                 <w:color w:val="000000"/>
                 <w:kern w:val="0"/>
                 <w:lang w:val="en-CA" w:eastAsia="en-CA"/>
@@ -382,7 +387,7 @@
             </w:pPr>
             <w:r>
               <w:rPr>
-                <w:rFonts w:ascii="Calibri" w:eastAsia="Times New Roman" w:hAnsi="Calibri" w:cs="Calibri"/>
+                <w:rFonts w:ascii="Calibri" w:hAnsi="Calibri" w:eastAsia="Times New Roman" w:cs="Calibri"/>
                 <w:color w:val="000000"/>
                 <w:kern w:val="0"/>
                 <w:lang w:val="en-CA" w:eastAsia="en-CA"/>
@@ -392,7 +397,7 @@
             </w:r>
             <w:r>
               <w:rPr>
-                <w:rFonts w:ascii="Calibri" w:eastAsia="Times New Roman" w:hAnsi="Calibri" w:cs="Calibri"/>
+                <w:rFonts w:ascii="Calibri" w:hAnsi="Calibri" w:eastAsia="Times New Roman" w:cs="Calibri"/>
                 <w:b/>
                 <w:bCs/>
                 <w:color w:val="000000"/>
@@ -404,7 +409,7 @@
             </w:r>
             <w:r>
               <w:rPr>
-                <w:rFonts w:ascii="Calibri" w:eastAsia="Times New Roman" w:hAnsi="Calibri" w:cs="Calibri"/>
+                <w:rFonts w:ascii="Calibri" w:hAnsi="Calibri" w:eastAsia="Times New Roman" w:cs="Calibri"/>
                 <w:color w:val="000000"/>
                 <w:kern w:val="0"/>
                 <w:lang w:val="en-CA" w:eastAsia="en-CA"/>
@@ -414,7 +419,7 @@
             </w:r>
             <w:r>
               <w:rPr>
-                <w:rFonts w:ascii="Calibri" w:eastAsia="Times New Roman" w:hAnsi="Calibri" w:cs="Calibri"/>
+                <w:rFonts w:ascii="Calibri" w:hAnsi="Calibri" w:eastAsia="Times New Roman" w:cs="Calibri"/>
                 <w:b/>
                 <w:bCs/>
                 <w:color w:val="000000"/>
@@ -426,7 +431,7 @@
             </w:r>
             <w:r>
               <w:rPr>
-                <w:rFonts w:ascii="Calibri" w:eastAsia="Times New Roman" w:hAnsi="Calibri" w:cs="Calibri"/>
+                <w:rFonts w:ascii="Calibri" w:hAnsi="Calibri" w:eastAsia="Times New Roman" w:cs="Calibri"/>
                 <w:color w:val="000000"/>
                 <w:kern w:val="0"/>
                 <w:lang w:val="en-CA" w:eastAsia="en-CA"/>
@@ -438,13 +443,14 @@
         </w:tc>
         <w:tc>
           <w:tcPr>
-            <w:tcW w:w="5137" w:type="dxa"/>
+            <w:tcW w:w="5657" w:type="dxa"/>
             <w:tcBorders>
               <w:top w:val="nil"/>
               <w:left w:val="nil"/>
-              <w:bottom w:val="single" w:sz="4" w:space="0" w:color="auto"/>
-              <w:right w:val="single" w:sz="4" w:space="0" w:color="auto"/>
+              <w:bottom w:val="single" w:color="auto" w:sz="4" w:space="0"/>
+              <w:right w:val="single" w:color="auto" w:sz="4" w:space="0"/>
             </w:tcBorders>
+            <w:tcMar/>
             <w:vAlign w:val="bottom"/>
             <w:hideMark/>
           </w:tcPr>
@@ -457,7 +463,7 @@
               </w:numPr>
               <w:spacing w:after="0" w:line="240" w:lineRule="auto"/>
               <w:rPr>
-                <w:rFonts w:ascii="Calibri" w:eastAsia="Times New Roman" w:hAnsi="Calibri" w:cs="Calibri"/>
+                <w:rFonts w:ascii="Calibri" w:hAnsi="Calibri" w:eastAsia="Times New Roman" w:cs="Calibri"/>
                 <w:color w:val="000000"/>
                 <w:kern w:val="0"/>
                 <w:lang w:val="en-CA" w:eastAsia="en-CA"/>
@@ -466,7 +472,7 @@
             </w:pPr>
             <w:r>
               <w:rPr>
-                <w:rFonts w:ascii="Calibri" w:eastAsia="Times New Roman" w:hAnsi="Calibri" w:cs="Calibri"/>
+                <w:rFonts w:ascii="Calibri" w:hAnsi="Calibri" w:eastAsia="Times New Roman" w:cs="Calibri"/>
                 <w:color w:val="000000"/>
                 <w:kern w:val="0"/>
                 <w:lang w:val="en-CA" w:eastAsia="en-CA"/>
@@ -484,7 +490,7 @@
               </w:numPr>
               <w:spacing w:after="0" w:line="240" w:lineRule="auto"/>
               <w:rPr>
-                <w:rFonts w:ascii="Calibri" w:eastAsia="Times New Roman" w:hAnsi="Calibri" w:cs="Calibri"/>
+                <w:rFonts w:ascii="Calibri" w:hAnsi="Calibri" w:eastAsia="Times New Roman" w:cs="Calibri"/>
                 <w:color w:val="000000"/>
                 <w:kern w:val="0"/>
                 <w:lang w:val="en-CA" w:eastAsia="en-CA"/>
@@ -493,7 +499,7 @@
             </w:pPr>
             <w:r>
               <w:rPr>
-                <w:rFonts w:ascii="Calibri" w:eastAsia="Times New Roman" w:hAnsi="Calibri" w:cs="Calibri"/>
+                <w:rFonts w:ascii="Calibri" w:hAnsi="Calibri" w:eastAsia="Times New Roman" w:cs="Calibri"/>
                 <w:color w:val="000000"/>
                 <w:kern w:val="0"/>
                 <w:lang w:val="en-CA" w:eastAsia="en-CA"/>
@@ -503,7 +509,7 @@
             </w:r>
             <w:r>
               <w:rPr>
-                <w:rFonts w:ascii="Calibri" w:eastAsia="Times New Roman" w:hAnsi="Calibri" w:cs="Calibri"/>
+                <w:rFonts w:ascii="Calibri" w:hAnsi="Calibri" w:eastAsia="Times New Roman" w:cs="Calibri"/>
                 <w:b/>
                 <w:bCs/>
                 <w:color w:val="000000"/>
@@ -515,7 +521,7 @@
             </w:r>
             <w:r>
               <w:rPr>
-                <w:rFonts w:ascii="Calibri" w:eastAsia="Times New Roman" w:hAnsi="Calibri" w:cs="Calibri"/>
+                <w:rFonts w:ascii="Calibri" w:hAnsi="Calibri" w:eastAsia="Times New Roman" w:cs="Calibri"/>
                 <w:color w:val="000000"/>
                 <w:kern w:val="0"/>
                 <w:lang w:val="en-CA" w:eastAsia="en-CA"/>
@@ -528,7 +534,7 @@
             <w:pPr>
               <w:spacing w:after="0" w:line="240" w:lineRule="auto"/>
               <w:rPr>
-                <w:rFonts w:ascii="Calibri" w:eastAsia="Times New Roman" w:hAnsi="Calibri" w:cs="Calibri"/>
+                <w:rFonts w:ascii="Calibri" w:hAnsi="Calibri" w:eastAsia="Times New Roman" w:cs="Calibri"/>
                 <w:color w:val="000000"/>
                 <w:kern w:val="0"/>
                 <w:lang w:val="en-CA" w:eastAsia="en-CA"/>
@@ -547,11 +553,12 @@
             <w:tcW w:w="960" w:type="dxa"/>
             <w:tcBorders>
               <w:top w:val="nil"/>
-              <w:left w:val="single" w:sz="4" w:space="0" w:color="auto"/>
-              <w:bottom w:val="single" w:sz="4" w:space="0" w:color="auto"/>
-              <w:right w:val="single" w:sz="4" w:space="0" w:color="auto"/>
+              <w:left w:val="single" w:color="auto" w:sz="4" w:space="0"/>
+              <w:bottom w:val="single" w:color="auto" w:sz="4" w:space="0"/>
+              <w:right w:val="single" w:color="auto" w:sz="4" w:space="0"/>
             </w:tcBorders>
             <w:noWrap/>
+            <w:tcMar/>
             <w:vAlign w:val="bottom"/>
             <w:hideMark/>
           </w:tcPr>
@@ -559,7 +566,7 @@
             <w:pPr>
               <w:spacing w:after="0" w:line="240" w:lineRule="auto"/>
               <w:rPr>
-                <w:rFonts w:ascii="Calibri" w:eastAsia="Times New Roman" w:hAnsi="Calibri" w:cs="Calibri"/>
+                <w:rFonts w:ascii="Calibri" w:hAnsi="Calibri" w:eastAsia="Times New Roman" w:cs="Calibri"/>
                 <w:color w:val="000000"/>
                 <w:kern w:val="0"/>
                 <w:lang w:val="en-CA" w:eastAsia="en-CA"/>
@@ -568,7 +575,7 @@
             </w:pPr>
             <w:r>
               <w:rPr>
-                <w:rFonts w:ascii="Calibri" w:eastAsia="Times New Roman" w:hAnsi="Calibri" w:cs="Calibri"/>
+                <w:rFonts w:ascii="Calibri" w:hAnsi="Calibri" w:eastAsia="Times New Roman" w:cs="Calibri"/>
                 <w:color w:val="000000"/>
                 <w:kern w:val="0"/>
                 <w:lang w:val="en-CA" w:eastAsia="en-CA"/>
@@ -580,14 +587,15 @@
         </w:tc>
         <w:tc>
           <w:tcPr>
-            <w:tcW w:w="4000" w:type="dxa"/>
+            <w:tcW w:w="3480" w:type="dxa"/>
             <w:tcBorders>
               <w:top w:val="nil"/>
               <w:left w:val="nil"/>
-              <w:bottom w:val="single" w:sz="4" w:space="0" w:color="auto"/>
-              <w:right w:val="single" w:sz="4" w:space="0" w:color="auto"/>
+              <w:bottom w:val="single" w:color="auto" w:sz="4" w:space="0"/>
+              <w:right w:val="single" w:color="auto" w:sz="4" w:space="0"/>
             </w:tcBorders>
             <w:noWrap/>
+            <w:tcMar/>
             <w:vAlign w:val="bottom"/>
             <w:hideMark/>
           </w:tcPr>
@@ -595,7 +603,7 @@
             <w:pPr>
               <w:spacing w:after="0" w:line="240" w:lineRule="auto"/>
               <w:rPr>
-                <w:rFonts w:ascii="Calibri" w:eastAsia="Times New Roman" w:hAnsi="Calibri" w:cs="Calibri"/>
+                <w:rFonts w:ascii="Calibri" w:hAnsi="Calibri" w:eastAsia="Times New Roman" w:cs="Calibri"/>
                 <w:color w:val="000000"/>
                 <w:kern w:val="0"/>
                 <w:lang w:val="en-CA" w:eastAsia="en-CA"/>
@@ -604,7 +612,7 @@
             </w:pPr>
             <w:r>
               <w:rPr>
-                <w:rFonts w:ascii="Calibri" w:eastAsia="Times New Roman" w:hAnsi="Calibri" w:cs="Calibri"/>
+                <w:rFonts w:ascii="Calibri" w:hAnsi="Calibri" w:eastAsia="Times New Roman" w:cs="Calibri"/>
                 <w:color w:val="000000"/>
                 <w:kern w:val="0"/>
                 <w:lang w:val="en-CA" w:eastAsia="en-CA"/>
@@ -614,7 +622,7 @@
             </w:r>
             <w:r>
               <w:rPr>
-                <w:rFonts w:ascii="Calibri" w:eastAsia="Times New Roman" w:hAnsi="Calibri" w:cs="Calibri"/>
+                <w:rFonts w:ascii="Calibri" w:hAnsi="Calibri" w:eastAsia="Times New Roman" w:cs="Calibri"/>
                 <w:b/>
                 <w:bCs/>
                 <w:color w:val="000000"/>
@@ -626,7 +634,7 @@
             </w:r>
             <w:r>
               <w:rPr>
-                <w:rFonts w:ascii="Calibri" w:eastAsia="Times New Roman" w:hAnsi="Calibri" w:cs="Calibri"/>
+                <w:rFonts w:ascii="Calibri" w:hAnsi="Calibri" w:eastAsia="Times New Roman" w:cs="Calibri"/>
                 <w:color w:val="000000"/>
                 <w:kern w:val="0"/>
                 <w:lang w:val="en-CA" w:eastAsia="en-CA"/>
@@ -636,7 +644,7 @@
             </w:r>
             <w:r>
               <w:rPr>
-                <w:rFonts w:ascii="Calibri" w:eastAsia="Times New Roman" w:hAnsi="Calibri" w:cs="Calibri"/>
+                <w:rFonts w:ascii="Calibri" w:hAnsi="Calibri" w:eastAsia="Times New Roman" w:cs="Calibri"/>
                 <w:b/>
                 <w:bCs/>
                 <w:color w:val="000000"/>
@@ -648,7 +656,7 @@
             </w:r>
             <w:r>
               <w:rPr>
-                <w:rFonts w:ascii="Calibri" w:eastAsia="Times New Roman" w:hAnsi="Calibri" w:cs="Calibri"/>
+                <w:rFonts w:ascii="Calibri" w:hAnsi="Calibri" w:eastAsia="Times New Roman" w:cs="Calibri"/>
                 <w:color w:val="000000"/>
                 <w:kern w:val="0"/>
                 <w:lang w:val="en-CA" w:eastAsia="en-CA"/>
@@ -658,7 +666,7 @@
             </w:r>
             <w:r>
               <w:rPr>
-                <w:rFonts w:ascii="Calibri" w:eastAsia="Times New Roman" w:hAnsi="Calibri" w:cs="Calibri"/>
+                <w:rFonts w:ascii="Calibri" w:hAnsi="Calibri" w:eastAsia="Times New Roman" w:cs="Calibri"/>
                 <w:color w:val="000000"/>
                 <w:kern w:val="0"/>
                 <w:lang w:val="en-CA" w:eastAsia="en-CA"/>
@@ -668,7 +676,7 @@
             </w:r>
             <w:r>
               <w:rPr>
-                <w:rFonts w:ascii="Calibri" w:eastAsia="Times New Roman" w:hAnsi="Calibri" w:cs="Calibri"/>
+                <w:rFonts w:ascii="Calibri" w:hAnsi="Calibri" w:eastAsia="Times New Roman" w:cs="Calibri"/>
                 <w:color w:val="000000"/>
                 <w:kern w:val="0"/>
                 <w:lang w:val="en-CA" w:eastAsia="en-CA"/>
@@ -680,13 +688,14 @@
         </w:tc>
         <w:tc>
           <w:tcPr>
-            <w:tcW w:w="5137" w:type="dxa"/>
+            <w:tcW w:w="5657" w:type="dxa"/>
             <w:tcBorders>
               <w:top w:val="nil"/>
               <w:left w:val="nil"/>
-              <w:bottom w:val="single" w:sz="4" w:space="0" w:color="auto"/>
-              <w:right w:val="single" w:sz="4" w:space="0" w:color="auto"/>
+              <w:bottom w:val="single" w:color="auto" w:sz="4" w:space="0"/>
+              <w:right w:val="single" w:color="auto" w:sz="4" w:space="0"/>
             </w:tcBorders>
+            <w:tcMar/>
             <w:vAlign w:val="bottom"/>
             <w:hideMark/>
           </w:tcPr>
@@ -699,7 +708,7 @@
               </w:numPr>
               <w:spacing w:after="0" w:line="240" w:lineRule="auto"/>
               <w:rPr>
-                <w:rFonts w:ascii="Calibri" w:eastAsia="Times New Roman" w:hAnsi="Calibri" w:cs="Calibri"/>
+                <w:rFonts w:ascii="Calibri" w:hAnsi="Calibri" w:eastAsia="Times New Roman" w:cs="Calibri"/>
                 <w:color w:val="000000"/>
                 <w:kern w:val="0"/>
                 <w:lang w:val="en-CA" w:eastAsia="en-CA"/>
@@ -708,7 +717,7 @@
             </w:pPr>
             <w:r>
               <w:rPr>
-                <w:rFonts w:ascii="Calibri" w:eastAsia="Times New Roman" w:hAnsi="Calibri" w:cs="Calibri"/>
+                <w:rFonts w:ascii="Calibri" w:hAnsi="Calibri" w:eastAsia="Times New Roman" w:cs="Calibri"/>
                 <w:color w:val="000000"/>
                 <w:kern w:val="0"/>
                 <w:lang w:val="en-CA" w:eastAsia="en-CA"/>
@@ -726,7 +735,7 @@
               </w:numPr>
               <w:spacing w:after="0" w:line="240" w:lineRule="auto"/>
               <w:rPr>
-                <w:rFonts w:ascii="Calibri" w:eastAsia="Times New Roman" w:hAnsi="Calibri" w:cs="Calibri"/>
+                <w:rFonts w:ascii="Calibri" w:hAnsi="Calibri" w:eastAsia="Times New Roman" w:cs="Calibri"/>
                 <w:color w:val="000000"/>
                 <w:kern w:val="0"/>
                 <w:lang w:val="en-CA" w:eastAsia="en-CA"/>
@@ -735,7 +744,7 @@
             </w:pPr>
             <w:r>
               <w:rPr>
-                <w:rFonts w:ascii="Calibri" w:eastAsia="Times New Roman" w:hAnsi="Calibri" w:cs="Calibri"/>
+                <w:rFonts w:ascii="Calibri" w:hAnsi="Calibri" w:eastAsia="Times New Roman" w:cs="Calibri"/>
                 <w:color w:val="000000"/>
                 <w:kern w:val="0"/>
                 <w:lang w:val="en-CA" w:eastAsia="en-CA"/>
@@ -745,7 +754,7 @@
             </w:r>
             <w:r>
               <w:rPr>
-                <w:rFonts w:ascii="Calibri" w:eastAsia="Times New Roman" w:hAnsi="Calibri" w:cs="Calibri"/>
+                <w:rFonts w:ascii="Calibri" w:hAnsi="Calibri" w:eastAsia="Times New Roman" w:cs="Calibri"/>
                 <w:b/>
                 <w:bCs/>
                 <w:color w:val="000000"/>
@@ -757,7 +766,7 @@
             </w:r>
             <w:r>
               <w:rPr>
-                <w:rFonts w:ascii="Calibri" w:eastAsia="Times New Roman" w:hAnsi="Calibri" w:cs="Calibri"/>
+                <w:rFonts w:ascii="Calibri" w:hAnsi="Calibri" w:eastAsia="Times New Roman" w:cs="Calibri"/>
                 <w:color w:val="000000"/>
                 <w:kern w:val="0"/>
                 <w:lang w:val="en-CA" w:eastAsia="en-CA"/>
@@ -924,7 +933,7 @@
       <w:r>
         <w:t xml:space="preserve"> we </w:t>
       </w:r>
-      <w:bookmarkStart w:id="0" w:name="_Int_E8fXG05E"/>
+      <w:bookmarkStart w:name="_Int_E8fXG05E" w:id="0"/>
       <w:proofErr w:type="gramStart"/>
       <w:r>
         <w:t>have to</w:t>
@@ -1513,7 +1522,7 @@
       </w:pPr>
     </w:p>
     <w:sectPr>
-      <w:pgSz w:w="11906" w:h="16838"/>
+      <w:pgSz w:w="11906" w:h="16838" w:orient="portrait"/>
       <w:pgMar w:top="1440" w:right="1440" w:bottom="1440" w:left="1440" w:header="708" w:footer="708" w:gutter="0"/>
       <w:cols w:space="708"/>
       <w:docGrid w:linePitch="360"/>
@@ -1558,7 +1567,7 @@
         <w:ind w:left="-218" w:hanging="360"/>
       </w:pPr>
       <w:rPr>
-        <w:rFonts w:ascii="Symbol" w:hAnsi="Symbol" w:hint="default"/>
+        <w:rFonts w:hint="default" w:ascii="Symbol" w:hAnsi="Symbol"/>
       </w:rPr>
     </w:lvl>
     <w:lvl w:ilvl="1" w:tplc="40090003" w:tentative="1">
@@ -1570,7 +1579,7 @@
         <w:ind w:left="1069" w:hanging="360"/>
       </w:pPr>
       <w:rPr>
-        <w:rFonts w:ascii="Courier New" w:hAnsi="Courier New" w:cs="Courier New" w:hint="default"/>
+        <w:rFonts w:hint="default" w:ascii="Courier New" w:hAnsi="Courier New" w:cs="Courier New"/>
       </w:rPr>
     </w:lvl>
     <w:lvl w:ilvl="2" w:tplc="40090005" w:tentative="1">
@@ -1582,7 +1591,7 @@
         <w:ind w:left="1789" w:hanging="360"/>
       </w:pPr>
       <w:rPr>
-        <w:rFonts w:ascii="Wingdings" w:hAnsi="Wingdings" w:hint="default"/>
+        <w:rFonts w:hint="default" w:ascii="Wingdings" w:hAnsi="Wingdings"/>
       </w:rPr>
     </w:lvl>
     <w:lvl w:ilvl="3" w:tplc="40090001" w:tentative="1">
@@ -1594,7 +1603,7 @@
         <w:ind w:left="2509" w:hanging="360"/>
       </w:pPr>
       <w:rPr>
-        <w:rFonts w:ascii="Symbol" w:hAnsi="Symbol" w:hint="default"/>
+        <w:rFonts w:hint="default" w:ascii="Symbol" w:hAnsi="Symbol"/>
       </w:rPr>
     </w:lvl>
     <w:lvl w:ilvl="4" w:tplc="40090003" w:tentative="1">
@@ -1606,7 +1615,7 @@
         <w:ind w:left="3229" w:hanging="360"/>
       </w:pPr>
       <w:rPr>
-        <w:rFonts w:ascii="Courier New" w:hAnsi="Courier New" w:cs="Courier New" w:hint="default"/>
+        <w:rFonts w:hint="default" w:ascii="Courier New" w:hAnsi="Courier New" w:cs="Courier New"/>
       </w:rPr>
     </w:lvl>
     <w:lvl w:ilvl="5" w:tplc="40090005" w:tentative="1">
@@ -1618,7 +1627,7 @@
         <w:ind w:left="3949" w:hanging="360"/>
       </w:pPr>
       <w:rPr>
-        <w:rFonts w:ascii="Wingdings" w:hAnsi="Wingdings" w:hint="default"/>
+        <w:rFonts w:hint="default" w:ascii="Wingdings" w:hAnsi="Wingdings"/>
       </w:rPr>
     </w:lvl>
     <w:lvl w:ilvl="6" w:tplc="40090001" w:tentative="1">
@@ -1630,7 +1639,7 @@
         <w:ind w:left="4669" w:hanging="360"/>
       </w:pPr>
       <w:rPr>
-        <w:rFonts w:ascii="Symbol" w:hAnsi="Symbol" w:hint="default"/>
+        <w:rFonts w:hint="default" w:ascii="Symbol" w:hAnsi="Symbol"/>
       </w:rPr>
     </w:lvl>
     <w:lvl w:ilvl="7" w:tplc="40090003" w:tentative="1">
@@ -1642,7 +1651,7 @@
         <w:ind w:left="5389" w:hanging="360"/>
       </w:pPr>
       <w:rPr>
-        <w:rFonts w:ascii="Courier New" w:hAnsi="Courier New" w:cs="Courier New" w:hint="default"/>
+        <w:rFonts w:hint="default" w:ascii="Courier New" w:hAnsi="Courier New" w:cs="Courier New"/>
       </w:rPr>
     </w:lvl>
     <w:lvl w:ilvl="8" w:tplc="40090005" w:tentative="1">
@@ -1654,7 +1663,7 @@
         <w:ind w:left="6109" w:hanging="360"/>
       </w:pPr>
       <w:rPr>
-        <w:rFonts w:ascii="Wingdings" w:hAnsi="Wingdings" w:hint="default"/>
+        <w:rFonts w:hint="default" w:ascii="Wingdings" w:hAnsi="Wingdings"/>
       </w:rPr>
     </w:lvl>
   </w:abstractNum>
@@ -1843,7 +1852,7 @@
         <w:ind w:left="501" w:hanging="360"/>
       </w:pPr>
       <w:rPr>
-        <w:rFonts w:ascii="Symbol" w:hAnsi="Symbol" w:hint="default"/>
+        <w:rFonts w:hint="default" w:ascii="Symbol" w:hAnsi="Symbol"/>
       </w:rPr>
     </w:lvl>
     <w:lvl w:ilvl="1" w:tplc="40090003" w:tentative="1">
@@ -1855,7 +1864,7 @@
         <w:ind w:left="1221" w:hanging="360"/>
       </w:pPr>
       <w:rPr>
-        <w:rFonts w:ascii="Courier New" w:hAnsi="Courier New" w:cs="Courier New" w:hint="default"/>
+        <w:rFonts w:hint="default" w:ascii="Courier New" w:hAnsi="Courier New" w:cs="Courier New"/>
       </w:rPr>
     </w:lvl>
     <w:lvl w:ilvl="2" w:tplc="40090005" w:tentative="1">
@@ -1867,7 +1876,7 @@
         <w:ind w:left="1941" w:hanging="360"/>
       </w:pPr>
       <w:rPr>
-        <w:rFonts w:ascii="Wingdings" w:hAnsi="Wingdings" w:hint="default"/>
+        <w:rFonts w:hint="default" w:ascii="Wingdings" w:hAnsi="Wingdings"/>
       </w:rPr>
     </w:lvl>
     <w:lvl w:ilvl="3" w:tplc="40090001" w:tentative="1">
@@ -1879,7 +1888,7 @@
         <w:ind w:left="2661" w:hanging="360"/>
       </w:pPr>
       <w:rPr>
-        <w:rFonts w:ascii="Symbol" w:hAnsi="Symbol" w:hint="default"/>
+        <w:rFonts w:hint="default" w:ascii="Symbol" w:hAnsi="Symbol"/>
       </w:rPr>
     </w:lvl>
     <w:lvl w:ilvl="4" w:tplc="40090003" w:tentative="1">
@@ -1891,7 +1900,7 @@
         <w:ind w:left="3381" w:hanging="360"/>
       </w:pPr>
       <w:rPr>
-        <w:rFonts w:ascii="Courier New" w:hAnsi="Courier New" w:cs="Courier New" w:hint="default"/>
+        <w:rFonts w:hint="default" w:ascii="Courier New" w:hAnsi="Courier New" w:cs="Courier New"/>
       </w:rPr>
     </w:lvl>
     <w:lvl w:ilvl="5" w:tplc="40090005" w:tentative="1">
@@ -1903,7 +1912,7 @@
         <w:ind w:left="4101" w:hanging="360"/>
       </w:pPr>
       <w:rPr>
-        <w:rFonts w:ascii="Wingdings" w:hAnsi="Wingdings" w:hint="default"/>
+        <w:rFonts w:hint="default" w:ascii="Wingdings" w:hAnsi="Wingdings"/>
       </w:rPr>
     </w:lvl>
     <w:lvl w:ilvl="6" w:tplc="40090001" w:tentative="1">
@@ -1915,7 +1924,7 @@
         <w:ind w:left="4821" w:hanging="360"/>
       </w:pPr>
       <w:rPr>
-        <w:rFonts w:ascii="Symbol" w:hAnsi="Symbol" w:hint="default"/>
+        <w:rFonts w:hint="default" w:ascii="Symbol" w:hAnsi="Symbol"/>
       </w:rPr>
     </w:lvl>
     <w:lvl w:ilvl="7" w:tplc="40090003" w:tentative="1">
@@ -1927,7 +1936,7 @@
         <w:ind w:left="5541" w:hanging="360"/>
       </w:pPr>
       <w:rPr>
-        <w:rFonts w:ascii="Courier New" w:hAnsi="Courier New" w:cs="Courier New" w:hint="default"/>
+        <w:rFonts w:hint="default" w:ascii="Courier New" w:hAnsi="Courier New" w:cs="Courier New"/>
       </w:rPr>
     </w:lvl>
     <w:lvl w:ilvl="8" w:tplc="40090005" w:tentative="1">
@@ -1939,7 +1948,7 @@
         <w:ind w:left="6261" w:hanging="360"/>
       </w:pPr>
       <w:rPr>
-        <w:rFonts w:ascii="Wingdings" w:hAnsi="Wingdings" w:hint="default"/>
+        <w:rFonts w:hint="default" w:ascii="Wingdings" w:hAnsi="Wingdings"/>
       </w:rPr>
     </w:lvl>
   </w:abstractNum>
@@ -2331,7 +2340,7 @@
         <w:ind w:left="720" w:hanging="360"/>
       </w:pPr>
       <w:rPr>
-        <w:rFonts w:ascii="Symbol" w:hAnsi="Symbol" w:hint="default"/>
+        <w:rFonts w:hint="default" w:ascii="Symbol" w:hAnsi="Symbol"/>
       </w:rPr>
     </w:lvl>
     <w:lvl w:ilvl="1" w:tplc="10090003" w:tentative="1">
@@ -2343,7 +2352,7 @@
         <w:ind w:left="1440" w:hanging="360"/>
       </w:pPr>
       <w:rPr>
-        <w:rFonts w:ascii="Courier New" w:hAnsi="Courier New" w:cs="Courier New" w:hint="default"/>
+        <w:rFonts w:hint="default" w:ascii="Courier New" w:hAnsi="Courier New" w:cs="Courier New"/>
       </w:rPr>
     </w:lvl>
     <w:lvl w:ilvl="2" w:tplc="10090005" w:tentative="1">
@@ -2355,7 +2364,7 @@
         <w:ind w:left="2160" w:hanging="360"/>
       </w:pPr>
       <w:rPr>
-        <w:rFonts w:ascii="Wingdings" w:hAnsi="Wingdings" w:hint="default"/>
+        <w:rFonts w:hint="default" w:ascii="Wingdings" w:hAnsi="Wingdings"/>
       </w:rPr>
     </w:lvl>
     <w:lvl w:ilvl="3" w:tplc="10090001" w:tentative="1">
@@ -2367,7 +2376,7 @@
         <w:ind w:left="2880" w:hanging="360"/>
       </w:pPr>
       <w:rPr>
-        <w:rFonts w:ascii="Symbol" w:hAnsi="Symbol" w:hint="default"/>
+        <w:rFonts w:hint="default" w:ascii="Symbol" w:hAnsi="Symbol"/>
       </w:rPr>
     </w:lvl>
     <w:lvl w:ilvl="4" w:tplc="10090003" w:tentative="1">
@@ -2379,7 +2388,7 @@
         <w:ind w:left="3600" w:hanging="360"/>
       </w:pPr>
       <w:rPr>
-        <w:rFonts w:ascii="Courier New" w:hAnsi="Courier New" w:cs="Courier New" w:hint="default"/>
+        <w:rFonts w:hint="default" w:ascii="Courier New" w:hAnsi="Courier New" w:cs="Courier New"/>
       </w:rPr>
     </w:lvl>
     <w:lvl w:ilvl="5" w:tplc="10090005" w:tentative="1">
@@ -2391,7 +2400,7 @@
         <w:ind w:left="4320" w:hanging="360"/>
       </w:pPr>
       <w:rPr>
-        <w:rFonts w:ascii="Wingdings" w:hAnsi="Wingdings" w:hint="default"/>
+        <w:rFonts w:hint="default" w:ascii="Wingdings" w:hAnsi="Wingdings"/>
       </w:rPr>
     </w:lvl>
     <w:lvl w:ilvl="6" w:tplc="10090001" w:tentative="1">
@@ -2403,7 +2412,7 @@
         <w:ind w:left="5040" w:hanging="360"/>
       </w:pPr>
       <w:rPr>
-        <w:rFonts w:ascii="Symbol" w:hAnsi="Symbol" w:hint="default"/>
+        <w:rFonts w:hint="default" w:ascii="Symbol" w:hAnsi="Symbol"/>
       </w:rPr>
     </w:lvl>
     <w:lvl w:ilvl="7" w:tplc="10090003" w:tentative="1">
@@ -2415,7 +2424,7 @@
         <w:ind w:left="5760" w:hanging="360"/>
       </w:pPr>
       <w:rPr>
-        <w:rFonts w:ascii="Courier New" w:hAnsi="Courier New" w:cs="Courier New" w:hint="default"/>
+        <w:rFonts w:hint="default" w:ascii="Courier New" w:hAnsi="Courier New" w:cs="Courier New"/>
       </w:rPr>
     </w:lvl>
     <w:lvl w:ilvl="8" w:tplc="10090005" w:tentative="1">
@@ -2427,7 +2436,7 @@
         <w:ind w:left="6480" w:hanging="360"/>
       </w:pPr>
       <w:rPr>
-        <w:rFonts w:ascii="Wingdings" w:hAnsi="Wingdings" w:hint="default"/>
+        <w:rFonts w:hint="default" w:ascii="Wingdings" w:hAnsi="Wingdings"/>
       </w:rPr>
     </w:lvl>
   </w:abstractNum>
@@ -2466,7 +2475,7 @@
   <w:docDefaults>
     <w:rPrDefault>
       <w:rPr>
-        <w:rFonts w:asciiTheme="minorHAnsi" w:eastAsiaTheme="minorHAnsi" w:hAnsiTheme="minorHAnsi" w:cstheme="minorBidi"/>
+        <w:rFonts w:asciiTheme="minorHAnsi" w:hAnsiTheme="minorHAnsi" w:eastAsiaTheme="minorHAnsi" w:cstheme="minorBidi"/>
         <w:kern w:val="2"/>
         <w:sz w:val="24"/>
         <w:szCs w:val="24"/>
@@ -2483,14 +2492,14 @@
   <w:latentStyles w:defLockedState="0" w:defUIPriority="99" w:defSemiHidden="0" w:defUnhideWhenUsed="0" w:defQFormat="0" w:count="376">
     <w:lsdException w:name="Normal" w:uiPriority="0" w:qFormat="1"/>
     <w:lsdException w:name="heading 1" w:uiPriority="9" w:qFormat="1"/>
-    <w:lsdException w:name="heading 2" w:semiHidden="1" w:uiPriority="9" w:unhideWhenUsed="1" w:qFormat="1"/>
-    <w:lsdException w:name="heading 3" w:semiHidden="1" w:uiPriority="9" w:unhideWhenUsed="1" w:qFormat="1"/>
-    <w:lsdException w:name="heading 4" w:semiHidden="1" w:uiPriority="9" w:unhideWhenUsed="1" w:qFormat="1"/>
-    <w:lsdException w:name="heading 5" w:semiHidden="1" w:uiPriority="9" w:unhideWhenUsed="1" w:qFormat="1"/>
-    <w:lsdException w:name="heading 6" w:semiHidden="1" w:uiPriority="9" w:unhideWhenUsed="1" w:qFormat="1"/>
-    <w:lsdException w:name="heading 7" w:semiHidden="1" w:uiPriority="9" w:unhideWhenUsed="1" w:qFormat="1"/>
-    <w:lsdException w:name="heading 8" w:semiHidden="1" w:uiPriority="9" w:unhideWhenUsed="1" w:qFormat="1"/>
-    <w:lsdException w:name="heading 9" w:semiHidden="1" w:uiPriority="9" w:unhideWhenUsed="1" w:qFormat="1"/>
+    <w:lsdException w:name="heading 2" w:uiPriority="9" w:semiHidden="1" w:unhideWhenUsed="1" w:qFormat="1"/>
+    <w:lsdException w:name="heading 3" w:uiPriority="9" w:semiHidden="1" w:unhideWhenUsed="1" w:qFormat="1"/>
+    <w:lsdException w:name="heading 4" w:uiPriority="9" w:semiHidden="1" w:unhideWhenUsed="1" w:qFormat="1"/>
+    <w:lsdException w:name="heading 5" w:uiPriority="9" w:semiHidden="1" w:unhideWhenUsed="1" w:qFormat="1"/>
+    <w:lsdException w:name="heading 6" w:uiPriority="9" w:semiHidden="1" w:unhideWhenUsed="1" w:qFormat="1"/>
+    <w:lsdException w:name="heading 7" w:uiPriority="9" w:semiHidden="1" w:unhideWhenUsed="1" w:qFormat="1"/>
+    <w:lsdException w:name="heading 8" w:uiPriority="9" w:semiHidden="1" w:unhideWhenUsed="1" w:qFormat="1"/>
+    <w:lsdException w:name="heading 9" w:uiPriority="9" w:semiHidden="1" w:unhideWhenUsed="1" w:qFormat="1"/>
     <w:lsdException w:name="index 1" w:semiHidden="1" w:unhideWhenUsed="1"/>
     <w:lsdException w:name="index 2" w:semiHidden="1" w:unhideWhenUsed="1"/>
     <w:lsdException w:name="index 3" w:semiHidden="1" w:unhideWhenUsed="1"/>
@@ -2500,22 +2509,22 @@
     <w:lsdException w:name="index 7" w:semiHidden="1" w:unhideWhenUsed="1"/>
     <w:lsdException w:name="index 8" w:semiHidden="1" w:unhideWhenUsed="1"/>
     <w:lsdException w:name="index 9" w:semiHidden="1" w:unhideWhenUsed="1"/>
-    <w:lsdException w:name="toc 1" w:semiHidden="1" w:uiPriority="39" w:unhideWhenUsed="1"/>
-    <w:lsdException w:name="toc 2" w:semiHidden="1" w:uiPriority="39" w:unhideWhenUsed="1"/>
-    <w:lsdException w:name="toc 3" w:semiHidden="1" w:uiPriority="39" w:unhideWhenUsed="1"/>
-    <w:lsdException w:name="toc 4" w:semiHidden="1" w:uiPriority="39" w:unhideWhenUsed="1"/>
-    <w:lsdException w:name="toc 5" w:semiHidden="1" w:uiPriority="39" w:unhideWhenUsed="1"/>
-    <w:lsdException w:name="toc 6" w:semiHidden="1" w:uiPriority="39" w:unhideWhenUsed="1"/>
-    <w:lsdException w:name="toc 7" w:semiHidden="1" w:uiPriority="39" w:unhideWhenUsed="1"/>
-    <w:lsdException w:name="toc 8" w:semiHidden="1" w:uiPriority="39" w:unhideWhenUsed="1"/>
-    <w:lsdException w:name="toc 9" w:semiHidden="1" w:uiPriority="39" w:unhideWhenUsed="1"/>
+    <w:lsdException w:name="toc 1" w:uiPriority="39" w:semiHidden="1" w:unhideWhenUsed="1"/>
+    <w:lsdException w:name="toc 2" w:uiPriority="39" w:semiHidden="1" w:unhideWhenUsed="1"/>
+    <w:lsdException w:name="toc 3" w:uiPriority="39" w:semiHidden="1" w:unhideWhenUsed="1"/>
+    <w:lsdException w:name="toc 4" w:uiPriority="39" w:semiHidden="1" w:unhideWhenUsed="1"/>
+    <w:lsdException w:name="toc 5" w:uiPriority="39" w:semiHidden="1" w:unhideWhenUsed="1"/>
+    <w:lsdException w:name="toc 6" w:uiPriority="39" w:semiHidden="1" w:unhideWhenUsed="1"/>
+    <w:lsdException w:name="toc 7" w:uiPriority="39" w:semiHidden="1" w:unhideWhenUsed="1"/>
+    <w:lsdException w:name="toc 8" w:uiPriority="39" w:semiHidden="1" w:unhideWhenUsed="1"/>
+    <w:lsdException w:name="toc 9" w:uiPriority="39" w:semiHidden="1" w:unhideWhenUsed="1"/>
     <w:lsdException w:name="Normal Indent" w:semiHidden="1" w:unhideWhenUsed="1"/>
     <w:lsdException w:name="footnote text" w:semiHidden="1" w:unhideWhenUsed="1"/>
     <w:lsdException w:name="annotation text" w:semiHidden="1" w:unhideWhenUsed="1"/>
     <w:lsdException w:name="header" w:semiHidden="1" w:unhideWhenUsed="1"/>
     <w:lsdException w:name="footer" w:semiHidden="1" w:unhideWhenUsed="1"/>
     <w:lsdException w:name="index heading" w:semiHidden="1" w:unhideWhenUsed="1"/>
-    <w:lsdException w:name="caption" w:semiHidden="1" w:uiPriority="35" w:unhideWhenUsed="1" w:qFormat="1"/>
+    <w:lsdException w:name="caption" w:uiPriority="35" w:semiHidden="1" w:unhideWhenUsed="1" w:qFormat="1"/>
     <w:lsdException w:name="table of figures" w:semiHidden="1" w:unhideWhenUsed="1"/>
     <w:lsdException w:name="envelope address" w:semiHidden="1" w:unhideWhenUsed="1"/>
     <w:lsdException w:name="envelope return" w:semiHidden="1" w:unhideWhenUsed="1"/>
@@ -2546,7 +2555,7 @@
     <w:lsdException w:name="Title" w:uiPriority="10" w:qFormat="1"/>
     <w:lsdException w:name="Closing" w:semiHidden="1" w:unhideWhenUsed="1"/>
     <w:lsdException w:name="Signature" w:semiHidden="1" w:unhideWhenUsed="1"/>
-    <w:lsdException w:name="Default Paragraph Font" w:semiHidden="1" w:uiPriority="1" w:unhideWhenUsed="1"/>
+    <w:lsdException w:name="Default Paragraph Font" w:uiPriority="1" w:semiHidden="1" w:unhideWhenUsed="1"/>
     <w:lsdException w:name="Body Text" w:semiHidden="1" w:unhideWhenUsed="1"/>
     <w:lsdException w:name="Body Text Indent" w:semiHidden="1" w:unhideWhenUsed="1"/>
     <w:lsdException w:name="List Continue" w:semiHidden="1" w:unhideWhenUsed="1"/>
@@ -2746,8 +2755,8 @@
     <w:lsdException w:name="Subtle Reference" w:uiPriority="31" w:qFormat="1"/>
     <w:lsdException w:name="Intense Reference" w:uiPriority="32" w:qFormat="1"/>
     <w:lsdException w:name="Book Title" w:uiPriority="33" w:qFormat="1"/>
-    <w:lsdException w:name="Bibliography" w:semiHidden="1" w:uiPriority="37" w:unhideWhenUsed="1"/>
-    <w:lsdException w:name="TOC Heading" w:semiHidden="1" w:uiPriority="39" w:unhideWhenUsed="1" w:qFormat="1"/>
+    <w:lsdException w:name="Bibliography" w:uiPriority="37" w:semiHidden="1" w:unhideWhenUsed="1"/>
+    <w:lsdException w:name="TOC Heading" w:uiPriority="39" w:semiHidden="1" w:unhideWhenUsed="1" w:qFormat="1"/>
     <w:lsdException w:name="Plain Table 1" w:uiPriority="41"/>
     <w:lsdException w:name="Plain Table 2" w:uiPriority="42"/>
     <w:lsdException w:name="Plain Table 3" w:uiPriority="43"/>
@@ -2858,7 +2867,7 @@
     <w:lsdException w:name="Unresolved Mention" w:semiHidden="1" w:unhideWhenUsed="1"/>
     <w:lsdException w:name="Smart Link" w:semiHidden="1" w:unhideWhenUsed="1"/>
   </w:latentStyles>
-  <w:style w:type="paragraph" w:default="1" w:styleId="Normal">
+  <w:style w:type="paragraph" w:styleId="Normal" w:default="1">
     <w:name w:val="Normal"/>
     <w:qFormat/>
     <w:rsid w:val="00231FA3"/>
@@ -2885,7 +2894,7 @@
       <w:outlineLvl w:val="0"/>
     </w:pPr>
     <w:rPr>
-      <w:rFonts w:asciiTheme="majorHAnsi" w:eastAsiaTheme="majorEastAsia" w:hAnsiTheme="majorHAnsi" w:cstheme="majorBidi"/>
+      <w:rFonts w:asciiTheme="majorHAnsi" w:hAnsiTheme="majorHAnsi" w:eastAsiaTheme="majorEastAsia" w:cstheme="majorBidi"/>
       <w:color w:val="0F4761" w:themeColor="accent1" w:themeShade="BF"/>
       <w:sz w:val="40"/>
       <w:szCs w:val="40"/>
@@ -2908,7 +2917,7 @@
       <w:outlineLvl w:val="1"/>
     </w:pPr>
     <w:rPr>
-      <w:rFonts w:asciiTheme="majorHAnsi" w:eastAsiaTheme="majorEastAsia" w:hAnsiTheme="majorHAnsi" w:cstheme="majorBidi"/>
+      <w:rFonts w:asciiTheme="majorHAnsi" w:hAnsiTheme="majorHAnsi" w:eastAsiaTheme="majorEastAsia" w:cstheme="majorBidi"/>
       <w:color w:val="0F4761" w:themeColor="accent1" w:themeShade="BF"/>
       <w:sz w:val="32"/>
       <w:szCs w:val="32"/>
@@ -3069,12 +3078,12 @@
       <w:color w:val="272727" w:themeColor="text1" w:themeTint="D8"/>
     </w:rPr>
   </w:style>
-  <w:style w:type="character" w:default="1" w:styleId="DefaultParagraphFont">
+  <w:style w:type="character" w:styleId="DefaultParagraphFont" w:default="1">
     <w:name w:val="Default Paragraph Font"/>
     <w:uiPriority w:val="1"/>
     <w:unhideWhenUsed/>
   </w:style>
-  <w:style w:type="table" w:default="1" w:styleId="TableNormal">
+  <w:style w:type="table" w:styleId="TableNormal" w:default="1">
     <w:name w:val="Normal Table"/>
     <w:uiPriority w:val="99"/>
     <w:semiHidden/>
@@ -3089,26 +3098,26 @@
       </w:tblCellMar>
     </w:tblPr>
   </w:style>
-  <w:style w:type="numbering" w:default="1" w:styleId="NoList">
+  <w:style w:type="numbering" w:styleId="NoList" w:default="1">
     <w:name w:val="No List"/>
     <w:uiPriority w:val="99"/>
     <w:semiHidden/>
     <w:unhideWhenUsed/>
   </w:style>
-  <w:style w:type="character" w:customStyle="1" w:styleId="Heading1Char">
+  <w:style w:type="character" w:styleId="Heading1Char" w:customStyle="1">
     <w:name w:val="Heading 1 Char"/>
     <w:basedOn w:val="DefaultParagraphFont"/>
     <w:link w:val="Heading1"/>
     <w:uiPriority w:val="9"/>
     <w:rsid w:val="00231FA3"/>
     <w:rPr>
-      <w:rFonts w:asciiTheme="majorHAnsi" w:eastAsiaTheme="majorEastAsia" w:hAnsiTheme="majorHAnsi" w:cstheme="majorBidi"/>
+      <w:rFonts w:asciiTheme="majorHAnsi" w:hAnsiTheme="majorHAnsi" w:eastAsiaTheme="majorEastAsia" w:cstheme="majorBidi"/>
       <w:color w:val="0F4761" w:themeColor="accent1" w:themeShade="BF"/>
       <w:sz w:val="40"/>
       <w:szCs w:val="40"/>
     </w:rPr>
   </w:style>
-  <w:style w:type="character" w:customStyle="1" w:styleId="Heading2Char">
+  <w:style w:type="character" w:styleId="Heading2Char" w:customStyle="1">
     <w:name w:val="Heading 2 Char"/>
     <w:basedOn w:val="DefaultParagraphFont"/>
     <w:link w:val="Heading2"/>
@@ -3116,13 +3125,13 @@
     <w:semiHidden/>
     <w:rsid w:val="00231FA3"/>
     <w:rPr>
-      <w:rFonts w:asciiTheme="majorHAnsi" w:eastAsiaTheme="majorEastAsia" w:hAnsiTheme="majorHAnsi" w:cstheme="majorBidi"/>
+      <w:rFonts w:asciiTheme="majorHAnsi" w:hAnsiTheme="majorHAnsi" w:eastAsiaTheme="majorEastAsia" w:cstheme="majorBidi"/>
       <w:color w:val="0F4761" w:themeColor="accent1" w:themeShade="BF"/>
       <w:sz w:val="32"/>
       <w:szCs w:val="32"/>
     </w:rPr>
   </w:style>
-  <w:style w:type="character" w:customStyle="1" w:styleId="Heading3Char">
+  <w:style w:type="character" w:styleId="Heading3Char" w:customStyle="1">
     <w:name w:val="Heading 3 Char"/>
     <w:basedOn w:val="DefaultParagraphFont"/>
     <w:link w:val="Heading3"/>
@@ -3136,7 +3145,7 @@
       <w:szCs w:val="28"/>
     </w:rPr>
   </w:style>
-  <w:style w:type="character" w:customStyle="1" w:styleId="Heading4Char">
+  <w:style w:type="character" w:styleId="Heading4Char" w:customStyle="1">
     <w:name w:val="Heading 4 Char"/>
     <w:basedOn w:val="DefaultParagraphFont"/>
     <w:link w:val="Heading4"/>
@@ -3150,7 +3159,7 @@
       <w:color w:val="0F4761" w:themeColor="accent1" w:themeShade="BF"/>
     </w:rPr>
   </w:style>
-  <w:style w:type="character" w:customStyle="1" w:styleId="Heading5Char">
+  <w:style w:type="character" w:styleId="Heading5Char" w:customStyle="1">
     <w:name w:val="Heading 5 Char"/>
     <w:basedOn w:val="DefaultParagraphFont"/>
     <w:link w:val="Heading5"/>
@@ -3162,7 +3171,7 @@
       <w:color w:val="0F4761" w:themeColor="accent1" w:themeShade="BF"/>
     </w:rPr>
   </w:style>
-  <w:style w:type="character" w:customStyle="1" w:styleId="Heading6Char">
+  <w:style w:type="character" w:styleId="Heading6Char" w:customStyle="1">
     <w:name w:val="Heading 6 Char"/>
     <w:basedOn w:val="DefaultParagraphFont"/>
     <w:link w:val="Heading6"/>
@@ -3176,7 +3185,7 @@
       <w:color w:val="595959" w:themeColor="text1" w:themeTint="A6"/>
     </w:rPr>
   </w:style>
-  <w:style w:type="character" w:customStyle="1" w:styleId="Heading7Char">
+  <w:style w:type="character" w:styleId="Heading7Char" w:customStyle="1">
     <w:name w:val="Heading 7 Char"/>
     <w:basedOn w:val="DefaultParagraphFont"/>
     <w:link w:val="Heading7"/>
@@ -3188,7 +3197,7 @@
       <w:color w:val="595959" w:themeColor="text1" w:themeTint="A6"/>
     </w:rPr>
   </w:style>
-  <w:style w:type="character" w:customStyle="1" w:styleId="Heading8Char">
+  <w:style w:type="character" w:styleId="Heading8Char" w:customStyle="1">
     <w:name w:val="Heading 8 Char"/>
     <w:basedOn w:val="DefaultParagraphFont"/>
     <w:link w:val="Heading8"/>
@@ -3202,7 +3211,7 @@
       <w:color w:val="272727" w:themeColor="text1" w:themeTint="D8"/>
     </w:rPr>
   </w:style>
-  <w:style w:type="character" w:customStyle="1" w:styleId="Heading9Char">
+  <w:style w:type="character" w:styleId="Heading9Char" w:customStyle="1">
     <w:name w:val="Heading 9 Char"/>
     <w:basedOn w:val="DefaultParagraphFont"/>
     <w:link w:val="Heading9"/>
@@ -3227,21 +3236,21 @@
       <w:contextualSpacing/>
     </w:pPr>
     <w:rPr>
-      <w:rFonts w:asciiTheme="majorHAnsi" w:eastAsiaTheme="majorEastAsia" w:hAnsiTheme="majorHAnsi" w:cstheme="majorBidi"/>
+      <w:rFonts w:asciiTheme="majorHAnsi" w:hAnsiTheme="majorHAnsi" w:eastAsiaTheme="majorEastAsia" w:cstheme="majorBidi"/>
       <w:spacing w:val="-10"/>
       <w:kern w:val="28"/>
       <w:sz w:val="56"/>
       <w:szCs w:val="56"/>
     </w:rPr>
   </w:style>
-  <w:style w:type="character" w:customStyle="1" w:styleId="TitleChar">
+  <w:style w:type="character" w:styleId="TitleChar" w:customStyle="1">
     <w:name w:val="Title Char"/>
     <w:basedOn w:val="DefaultParagraphFont"/>
     <w:link w:val="Title"/>
     <w:uiPriority w:val="10"/>
     <w:rsid w:val="00231FA3"/>
     <w:rPr>
-      <w:rFonts w:asciiTheme="majorHAnsi" w:eastAsiaTheme="majorEastAsia" w:hAnsiTheme="majorHAnsi" w:cstheme="majorBidi"/>
+      <w:rFonts w:asciiTheme="majorHAnsi" w:hAnsiTheme="majorHAnsi" w:eastAsiaTheme="majorEastAsia" w:cstheme="majorBidi"/>
       <w:spacing w:val="-10"/>
       <w:kern w:val="28"/>
       <w:sz w:val="56"/>
@@ -3269,7 +3278,7 @@
       <w:szCs w:val="28"/>
     </w:rPr>
   </w:style>
-  <w:style w:type="character" w:customStyle="1" w:styleId="SubtitleChar">
+  <w:style w:type="character" w:styleId="SubtitleChar" w:customStyle="1">
     <w:name w:val="Subtitle Char"/>
     <w:basedOn w:val="DefaultParagraphFont"/>
     <w:link w:val="Subtitle"/>
@@ -3301,7 +3310,7 @@
       <w:color w:val="404040" w:themeColor="text1" w:themeTint="BF"/>
     </w:rPr>
   </w:style>
-  <w:style w:type="character" w:customStyle="1" w:styleId="QuoteChar">
+  <w:style w:type="character" w:styleId="QuoteChar" w:customStyle="1">
     <w:name w:val="Quote Char"/>
     <w:basedOn w:val="DefaultParagraphFont"/>
     <w:link w:val="Quote"/>
@@ -3346,8 +3355,8 @@
     <w:rsid w:val="00231FA3"/>
     <w:pPr>
       <w:pBdr>
-        <w:top w:val="single" w:sz="4" w:space="10" w:color="0F4761" w:themeColor="accent1" w:themeShade="BF"/>
-        <w:bottom w:val="single" w:sz="4" w:space="10" w:color="0F4761" w:themeColor="accent1" w:themeShade="BF"/>
+        <w:top w:val="single" w:color="0F4761" w:themeColor="accent1" w:themeShade="BF" w:sz="4" w:space="10"/>
+        <w:bottom w:val="single" w:color="0F4761" w:themeColor="accent1" w:themeShade="BF" w:sz="4" w:space="10"/>
       </w:pBdr>
       <w:spacing w:before="360" w:after="360"/>
       <w:ind w:left="864" w:right="864"/>
@@ -3359,7 +3368,7 @@
       <w:color w:val="0F4761" w:themeColor="accent1" w:themeShade="BF"/>
     </w:rPr>
   </w:style>
-  <w:style w:type="character" w:customStyle="1" w:styleId="IntenseQuoteChar">
+  <w:style w:type="character" w:styleId="IntenseQuoteChar" w:customStyle="1">
     <w:name w:val="Intense Quote Char"/>
     <w:basedOn w:val="DefaultParagraphFont"/>
     <w:link w:val="IntenseQuote"/>
@@ -3400,7 +3409,7 @@
 </file>
 
 <file path=word/theme/theme1.xml><?xml version="1.0" encoding="utf-8"?>
-<a:theme xmlns:a="http://schemas.openxmlformats.org/drawingml/2006/main" name="Office Theme">
+<a:theme xmlns:a="http://schemas.openxmlformats.org/drawingml/2006/main" xmlns:thm15="http://schemas.microsoft.com/office/thememl/2012/main" name="Office Theme">
   <a:themeElements>
     <a:clrScheme name="Office">
       <a:dk1>
@@ -3947,5 +3956,5 @@
 </file>
 
 <file path=customXml/itemProps3.xml><?xml version="1.0" encoding="utf-8"?>
-<ds:datastoreItem xmlns:ds="http://schemas.openxmlformats.org/officeDocument/2006/customXml" ds:itemID="{D3C3EF27-E96B-49D4-9354-46D39966E16E}"/>
+<ds:datastoreItem xmlns:ds="http://schemas.openxmlformats.org/officeDocument/2006/customXml" ds:itemID="{F4E930D5-851F-433C-BD3F-7A1CBAFC241E}"/>
 </file>